--- a/paper/iot-elsevier/CRSHE_IoT_TitlePage.docx
+++ b/paper/iot-elsevier/CRSHE_IoT_TitlePage.docx
@@ -109,26 +109,7 @@
     </w:p>
     <w:p>
       <w:r>
-        <w:rPr>
-          <w:highlight w:val="yellow"/>
-        </w:rPr>
-        <w:t>[Add acknowledgements, or write “None.”]</w:t>
-      </w:r>
-    </w:p>
-    <w:p>
-      <w:pPr>
-        <w:pStyle w:val="Heading2"/>
-      </w:pPr>
-      <w:r>
-        <w:t>Funding</w:t>
-      </w:r>
-    </w:p>
-    <w:p>
-      <w:r>
-        <w:rPr>
-          <w:highlight w:val="yellow"/>
-        </w:rPr>
-        <w:t>[State the funding source(s) with grant numbers, or, if there was none, use Elsevier’s standard sentence: “This research did not receive any specific grant from funding agencies in the public, commercial, or not-for-profit sectors.”]</w:t>
+        <w:t>This research did not receive any specific grant from funding agencies in the public, commercial, or not-for-profit sectors.</w:t>
       </w:r>
     </w:p>
     <w:p>
@@ -170,19 +151,6 @@
       </w:r>
       <w:r>
         <w:t>Software, Data curation, Visualization, Validation, Writing – review and editing.</w:t>
-      </w:r>
-    </w:p>
-    <w:p>
-      <w:pPr>
-        <w:pStyle w:val="Heading2"/>
-      </w:pPr>
-      <w:r>
-        <w:t>Code availability</w:t>
-      </w:r>
-    </w:p>
-    <w:p>
-      <w:r>
-        <w:t>The reference implementation, benchmark scripts and raw results referred to in the Data and code availability section of the manuscript are at https://github.com/mazharulmd/Collusion-Resilient-Searchable-Homomorphic-Encryption-MultiCloud. The link is withheld from the anonymized manuscript.</w:t>
       </w:r>
     </w:p>
     <w:sectPr>
